--- a/docassemble/AKA2JBranding/data/templates/respond_in_writing_content.docx
+++ b/docassemble/AKA2JBranding/data/templates/respond_in_writing_content.docx
@@ -22,49 +22,7 @@
         <w:rPr>
           <w:color w:val="FF0000"/>
         </w:rPr>
-        <w:t xml:space="preserve"> if (type_of_response == 'modify' and </w:t>
-      </w:r>
-      <w:proofErr w:type="spellStart"/>
-      <w:r>
-        <w:rPr>
-          <w:color w:val="FF0000"/>
-        </w:rPr>
-        <w:t>respond_to_modify</w:t>
-      </w:r>
-      <w:proofErr w:type="spellEnd"/>
-      <w:r>
-        <w:rPr>
-          <w:color w:val="FF0000"/>
-        </w:rPr>
-        <w:t xml:space="preserve"> == 'agree') or (</w:t>
-      </w:r>
-      <w:proofErr w:type="spellStart"/>
-      <w:r>
-        <w:rPr>
-          <w:color w:val="FF0000"/>
-        </w:rPr>
-        <w:t>middle_of_case</w:t>
-      </w:r>
-      <w:proofErr w:type="spellEnd"/>
-      <w:r>
-        <w:rPr>
-          <w:color w:val="FF0000"/>
-        </w:rPr>
-        <w:t xml:space="preserve"> == 'no' and type_of_response == 'set aside' and </w:t>
-      </w:r>
-      <w:proofErr w:type="spellStart"/>
-      <w:r>
-        <w:rPr>
-          <w:color w:val="FF0000"/>
-        </w:rPr>
-        <w:t>respond_to_set_aside</w:t>
-      </w:r>
-      <w:proofErr w:type="spellEnd"/>
-      <w:r>
-        <w:rPr>
-          <w:color w:val="FF0000"/>
-        </w:rPr>
-        <w:t xml:space="preserve"> == 'agree') %}</w:t>
+        <w:t xml:space="preserve"> if (type_of_response == 'modify' and respond_to_modify == 'agree') or (middle_of_case == 'no' and type_of_response == 'set aside' and respond_to_set_aside == 'agree') %}</w:t>
       </w:r>
     </w:p>
     <w:p>
@@ -101,21 +59,7 @@
         <w:rPr>
           <w:color w:val="FF0000"/>
         </w:rPr>
-        <w:t xml:space="preserve"> elif type_of_response == 'modify' and </w:t>
-      </w:r>
-      <w:proofErr w:type="spellStart"/>
-      <w:r>
-        <w:rPr>
-          <w:color w:val="FF0000"/>
-        </w:rPr>
-        <w:t>respond_to_modify</w:t>
-      </w:r>
-      <w:proofErr w:type="spellEnd"/>
-      <w:r>
-        <w:rPr>
-          <w:color w:val="FF0000"/>
-        </w:rPr>
-        <w:t xml:space="preserve"> in('some', 'none') %}</w:t>
+        <w:t xml:space="preserve"> elif type_of_response == 'modify' and respond_to_modify in('some', 'none') %}</w:t>
       </w:r>
     </w:p>
     <w:p>
@@ -152,35 +96,7 @@
         <w:rPr>
           <w:color w:val="FF0000"/>
         </w:rPr>
-        <w:t xml:space="preserve"> elif </w:t>
-      </w:r>
-      <w:proofErr w:type="spellStart"/>
-      <w:r>
-        <w:rPr>
-          <w:color w:val="FF0000"/>
-        </w:rPr>
-        <w:t>middle_of_case</w:t>
-      </w:r>
-      <w:proofErr w:type="spellEnd"/>
-      <w:r>
-        <w:rPr>
-          <w:color w:val="FF0000"/>
-        </w:rPr>
-        <w:t xml:space="preserve"> == 'no' and type_of_response == 'set aside' and </w:t>
-      </w:r>
-      <w:proofErr w:type="spellStart"/>
-      <w:r>
-        <w:rPr>
-          <w:color w:val="FF0000"/>
-        </w:rPr>
-        <w:t>respond_to_set_aside</w:t>
-      </w:r>
-      <w:proofErr w:type="spellEnd"/>
-      <w:r>
-        <w:rPr>
-          <w:color w:val="FF0000"/>
-        </w:rPr>
-        <w:t xml:space="preserve"> in('some', 'none') %}</w:t>
+        <w:t xml:space="preserve"> elif middle_of_case == 'no' and type_of_response == 'set aside' and respond_to_set_aside in('some', 'none') %}</w:t>
       </w:r>
     </w:p>
     <w:p>
@@ -287,7 +203,7 @@
         <w:t>10 days to respond to the court in writing</w:t>
       </w:r>
       <w:r>
-        <w:t xml:space="preserve">.  </w:t>
+        <w:t>.</w:t>
       </w:r>
     </w:p>
     <w:p>
@@ -340,7 +256,13 @@
         <w:ind w:left="405"/>
       </w:pPr>
       <w:r>
-        <w:t>Day 1 is the day after you delivered, emailed, or mailed it.  You can see the date something was mailed on the postmark of the envelope.</w:t>
+        <w:t xml:space="preserve">Day 1 is the day after </w:t>
+      </w:r>
+      <w:r>
+        <w:t>it was</w:t>
+      </w:r>
+      <w:r>
+        <w:t xml:space="preserve"> delivered, emailed, or mailed. You can see the date something was mailed on the postmark of the envelope.</w:t>
       </w:r>
     </w:p>
     <w:p>
@@ -373,6 +295,7 @@
       <w:pPr>
         <w:pStyle w:val="Heading3"/>
       </w:pPr>
+      <w:bookmarkStart w:id="0" w:name="_Hlk231984173"/>
       <w:r>
         <w:t>Use</w:t>
       </w:r>
@@ -525,6 +448,12 @@
         </w:r>
       </w:hyperlink>
       <w:r>
+        <w:rPr>
+          <w:color w:val="FFC000"/>
+        </w:rPr>
+        <w:t>{% if (type_of_response == 'modify' and respond_to_modify == 'agree') or (middle_of_case == 'no' and type_of_response == 'set aside' and respond_to_set_aside == 'agree') %}</w:t>
+      </w:r>
+      <w:r>
         <w:br/>
         <w:t>Each</w:t>
       </w:r>
@@ -551,6 +480,30 @@
       </w:r>
       <w:r>
         <w:t>own</w:t>
+      </w:r>
+      <w:r>
+        <w:rPr>
+          <w:color w:val="FFC000"/>
+        </w:rPr>
+        <w:t xml:space="preserve">{% </w:t>
+      </w:r>
+      <w:r>
+        <w:rPr>
+          <w:color w:val="FFC000"/>
+        </w:rPr>
+        <w:t>end</w:t>
+      </w:r>
+      <w:r>
+        <w:rPr>
+          <w:color w:val="FFC000"/>
+        </w:rPr>
+        <w:t>if</w:t>
+      </w:r>
+      <w:r>
+        <w:rPr>
+          <w:color w:val="FFC000"/>
+        </w:rPr>
+        <w:t xml:space="preserve"> %}</w:t>
       </w:r>
     </w:p>
     <w:p>
@@ -612,63 +565,43 @@
       </w:hyperlink>
       <w:r>
         <w:rPr>
-          <w:color w:val="000000"/>
-        </w:rPr>
+          <w:color w:val="FFC000"/>
+        </w:rPr>
+        <w:t>{% if (type_of_response == 'modify' and respond_to_modify == 'agree') or (middle_of_case == 'no' and type_of_response == 'set aside' and respond_to_set_aside == 'agree') %}</w:t>
+      </w:r>
+      <w:r>
         <w:br/>
-      </w:r>
-      <w:r>
-        <w:rPr>
-          <w:iCs/>
-        </w:rPr>
         <w:t>Each</w:t>
       </w:r>
       <w:r>
-        <w:rPr>
-          <w:iCs/>
-        </w:rPr>
         <w:t xml:space="preserve"> </w:t>
       </w:r>
       <w:r>
-        <w:rPr>
-          <w:iCs/>
-        </w:rPr>
         <w:t>parent</w:t>
       </w:r>
       <w:r>
-        <w:rPr>
-          <w:iCs/>
-        </w:rPr>
         <w:t xml:space="preserve"> </w:t>
       </w:r>
       <w:r>
-        <w:rPr>
-          <w:iCs/>
-        </w:rPr>
         <w:t>files</w:t>
       </w:r>
       <w:r>
-        <w:rPr>
-          <w:iCs/>
-        </w:rPr>
         <w:t xml:space="preserve"> </w:t>
       </w:r>
       <w:r>
-        <w:rPr>
-          <w:iCs/>
-        </w:rPr>
         <w:t>their</w:t>
       </w:r>
       <w:r>
-        <w:rPr>
-          <w:iCs/>
-        </w:rPr>
         <w:t xml:space="preserve"> </w:t>
       </w:r>
       <w:r>
-        <w:rPr>
-          <w:iCs/>
-        </w:rPr>
         <w:t>own</w:t>
+      </w:r>
+      <w:r>
+        <w:rPr>
+          <w:color w:val="FFC000"/>
+        </w:rPr>
+        <w:t>{% endif %}</w:t>
       </w:r>
     </w:p>
     <w:p>
@@ -894,70 +827,17 @@
       <w:pPr>
         <w:pStyle w:val="Body"/>
       </w:pPr>
-      <w:bookmarkStart w:id="0" w:name="_Hlk231364829"/>
+      <w:bookmarkStart w:id="1" w:name="_Hlk231364829"/>
       <w:r>
         <w:rPr>
           <w:b/>
           <w:color w:val="000000"/>
         </w:rPr>
-        <w:t>Shared</w:t>
+        <w:t xml:space="preserve">Shared Custody Support Calculation, </w:t>
       </w:r>
       <w:r>
         <w:rPr>
           <w:b/>
-          <w:color w:val="000000"/>
-        </w:rPr>
-        <w:t xml:space="preserve"> </w:t>
-      </w:r>
-      <w:r>
-        <w:rPr>
-          <w:b/>
-          <w:color w:val="000000"/>
-        </w:rPr>
-        <w:t>Custody</w:t>
-      </w:r>
-      <w:r>
-        <w:rPr>
-          <w:b/>
-          <w:color w:val="000000"/>
-        </w:rPr>
-        <w:t xml:space="preserve"> </w:t>
-      </w:r>
-      <w:r>
-        <w:rPr>
-          <w:b/>
-          <w:color w:val="000000"/>
-        </w:rPr>
-        <w:t>Support</w:t>
-      </w:r>
-      <w:r>
-        <w:rPr>
-          <w:b/>
-          <w:color w:val="000000"/>
-        </w:rPr>
-        <w:t xml:space="preserve"> </w:t>
-      </w:r>
-      <w:r>
-        <w:rPr>
-          <w:b/>
-          <w:color w:val="000000"/>
-        </w:rPr>
-        <w:t>Calculation</w:t>
-      </w:r>
-      <w:r>
-        <w:rPr>
-          <w:color w:val="000000"/>
-        </w:rPr>
-        <w:t>,</w:t>
-      </w:r>
-      <w:r>
-        <w:rPr>
-          <w:color w:val="000000"/>
-        </w:rPr>
-        <w:t xml:space="preserve"> </w:t>
-      </w:r>
-      <w:r>
-        <w:rPr>
           <w:spacing w:val="-2"/>
         </w:rPr>
         <w:t>DR-306</w:t>
@@ -1011,64 +891,11 @@
           <w:b/>
           <w:color w:val="000000"/>
         </w:rPr>
-        <w:t>Divided</w:t>
+        <w:t xml:space="preserve">Divided Custody Support Calculation, </w:t>
       </w:r>
       <w:r>
         <w:rPr>
           <w:b/>
-          <w:color w:val="000000"/>
-        </w:rPr>
-        <w:t xml:space="preserve"> </w:t>
-      </w:r>
-      <w:r>
-        <w:rPr>
-          <w:b/>
-          <w:color w:val="000000"/>
-        </w:rPr>
-        <w:t>Custody</w:t>
-      </w:r>
-      <w:r>
-        <w:rPr>
-          <w:b/>
-          <w:color w:val="000000"/>
-        </w:rPr>
-        <w:t xml:space="preserve"> </w:t>
-      </w:r>
-      <w:r>
-        <w:rPr>
-          <w:b/>
-          <w:color w:val="000000"/>
-        </w:rPr>
-        <w:t>Support</w:t>
-      </w:r>
-      <w:r>
-        <w:rPr>
-          <w:b/>
-          <w:color w:val="000000"/>
-        </w:rPr>
-        <w:t xml:space="preserve"> </w:t>
-      </w:r>
-      <w:r>
-        <w:rPr>
-          <w:b/>
-          <w:color w:val="000000"/>
-        </w:rPr>
-        <w:t>Calculation</w:t>
-      </w:r>
-      <w:r>
-        <w:rPr>
-          <w:color w:val="000000"/>
-        </w:rPr>
-        <w:t>,</w:t>
-      </w:r>
-      <w:r>
-        <w:rPr>
-          <w:color w:val="000000"/>
-        </w:rPr>
-        <w:t xml:space="preserve"> </w:t>
-      </w:r>
-      <w:r>
-        <w:rPr>
           <w:spacing w:val="-2"/>
         </w:rPr>
         <w:t>DR-307</w:t>
@@ -1126,88 +953,11 @@
           <w:color w:val="222222"/>
           <w:lang w:val="en"/>
         </w:rPr>
-        <w:t>Hybrid</w:t>
+        <w:t xml:space="preserve">Hybrid Custody Child Support Calculation, </w:t>
       </w:r>
       <w:r>
         <w:rPr>
           <w:b/>
-          <w:color w:val="222222"/>
-          <w:lang w:val="en"/>
-        </w:rPr>
-        <w:t xml:space="preserve"> </w:t>
-      </w:r>
-      <w:r>
-        <w:rPr>
-          <w:b/>
-          <w:color w:val="222222"/>
-          <w:lang w:val="en"/>
-        </w:rPr>
-        <w:t>Custody</w:t>
-      </w:r>
-      <w:r>
-        <w:rPr>
-          <w:b/>
-          <w:color w:val="222222"/>
-          <w:lang w:val="en"/>
-        </w:rPr>
-        <w:t xml:space="preserve"> </w:t>
-      </w:r>
-      <w:r>
-        <w:rPr>
-          <w:b/>
-          <w:color w:val="222222"/>
-          <w:lang w:val="en"/>
-        </w:rPr>
-        <w:t>Child</w:t>
-      </w:r>
-      <w:r>
-        <w:rPr>
-          <w:b/>
-          <w:color w:val="222222"/>
-          <w:lang w:val="en"/>
-        </w:rPr>
-        <w:t xml:space="preserve"> </w:t>
-      </w:r>
-      <w:r>
-        <w:rPr>
-          <w:b/>
-          <w:color w:val="222222"/>
-          <w:lang w:val="en"/>
-        </w:rPr>
-        <w:t>Support</w:t>
-      </w:r>
-      <w:r>
-        <w:rPr>
-          <w:b/>
-          <w:color w:val="222222"/>
-          <w:lang w:val="en"/>
-        </w:rPr>
-        <w:t xml:space="preserve"> </w:t>
-      </w:r>
-      <w:r>
-        <w:rPr>
-          <w:b/>
-          <w:color w:val="222222"/>
-          <w:lang w:val="en"/>
-        </w:rPr>
-        <w:t>Calculation</w:t>
-      </w:r>
-      <w:r>
-        <w:rPr>
-          <w:color w:val="222222"/>
-          <w:lang w:val="en"/>
-        </w:rPr>
-        <w:t>,</w:t>
-      </w:r>
-      <w:r>
-        <w:rPr>
-          <w:color w:val="222222"/>
-          <w:lang w:val="en"/>
-        </w:rPr>
-        <w:t xml:space="preserve"> </w:t>
-      </w:r>
-      <w:r>
-        <w:rPr>
           <w:spacing w:val="-2"/>
           <w:lang w:val="en"/>
         </w:rPr>
@@ -1244,7 +994,7 @@
         </w:rPr>
         <w:br/>
       </w:r>
-      <w:bookmarkEnd w:id="0"/>
+      <w:bookmarkEnd w:id="1"/>
       <w:r>
         <w:rPr>
           <w:color w:val="000000"/>
@@ -1313,83 +1063,47 @@
       <w:r>
         <w:rPr>
           <w:b/>
-          <w:color w:val="FF66FF"/>
-        </w:rPr>
-        <w:t>CIV-800</w:t>
-      </w:r>
-      <w:r>
-        <w:rPr>
-          <w:color w:val="FF66FF"/>
-        </w:rPr>
-        <w:t xml:space="preserve"> (</w:t>
+          <w:bCs/>
+        </w:rPr>
+        <w:t>Response to Motion (Request) for, TF-707</w:t>
+      </w:r>
+      <w:r>
+        <w:t xml:space="preserve"> [</w:t>
       </w:r>
       <w:hyperlink r:id="rId19" w:history="1">
         <w:r>
           <w:rPr>
             <w:rStyle w:val="Hyperlink"/>
-            <w:color w:val="FF66FF"/>
+            <w:spacing w:val="0"/>
           </w:rPr>
-          <w:t>Packet</w:t>
+          <w:t>Fill in PDF</w:t>
         </w:r>
       </w:hyperlink>
       <w:r>
-        <w:rPr>
-          <w:color w:val="FF66FF"/>
-        </w:rPr>
-        <w:t xml:space="preserve">) </w:t>
-      </w:r>
-      <w:r>
-        <w:rPr>
-          <w:b/>
-          <w:color w:val="FF66FF"/>
-        </w:rPr>
-        <w:t>Response to Motion Packet for Civil Cases</w:t>
-      </w:r>
-      <w:r>
-        <w:rPr>
-          <w:b/>
-          <w:color w:val="FF66FF"/>
-        </w:rPr>
+        <w:t>]</w:t>
+      </w:r>
+      <w:r>
         <w:br/>
       </w:r>
-      <w:r>
-        <w:rPr>
-          <w:color w:val="FF66FF"/>
-        </w:rPr>
-        <w:t>public.courts.alaska.gov/web/forms/docs/civ-808total.pdf</w:t>
-      </w:r>
-      <w:r>
-        <w:rPr>
-          <w:color w:val="FF66FF"/>
-        </w:rPr>
-        <w:br/>
-        <w:t xml:space="preserve">this </w:t>
-      </w:r>
-      <w:proofErr w:type="spellStart"/>
-      <w:r>
-        <w:rPr>
-          <w:color w:val="FF66FF"/>
-        </w:rPr>
-        <w:t>url</w:t>
-      </w:r>
-      <w:proofErr w:type="spellEnd"/>
-      <w:r>
-        <w:rPr>
-          <w:color w:val="FF66FF"/>
-        </w:rPr>
-        <w:t xml:space="preserve"> takes you to a broken page</w:t>
-      </w:r>
-      <w:r>
-        <w:rPr>
-          <w:color w:val="FF66FF"/>
-        </w:rPr>
-        <w:t xml:space="preserve"> See </w:t>
-      </w:r>
-      <w:r>
-        <w:rPr>
-          <w:color w:val="FF66FF"/>
-        </w:rPr>
-        <w:t>https://github.com/A2JatAKCourts/docassemble-ChangingDivorceOrderInterviewIssues/issues/25</w:t>
+      <w:bookmarkEnd w:id="0"/>
+      <w:r>
+        <w:fldChar w:fldCharType="begin"/>
+      </w:r>
+      <w:r>
+        <w:instrText xml:space="preserve"> HYPERLINK "https://ak-courts.info/tf707" </w:instrText>
+      </w:r>
+      <w:r>
+        <w:fldChar w:fldCharType="separate"/>
+      </w:r>
+      <w:r>
+        <w:rPr>
+          <w:rStyle w:val="Hyperlink"/>
+          <w:spacing w:val="0"/>
+        </w:rPr>
+        <w:t>ak-courts.info/tf707</w:t>
+      </w:r>
+      <w:r>
+        <w:fldChar w:fldCharType="end"/>
       </w:r>
     </w:p>
     <w:p>
